--- a/lessons/6-7/readiness/practice.docx
+++ b/lessons/6-7/readiness/practice.docx
@@ -14,7 +14,7 @@
           <w:sz w:val="36"/>
           <w:szCs w:val="36"/>
         </w:rPr>
-        <w:t xml:space="preserve">Get Ready: Simplify Algebraic Expressions</w:t>
+        <w:t xml:space="preserve">Get Ready: Greatest Common Factor</w:t>
       </w:r>
     </w:p>
     <w:p>
@@ -29,7 +29,7 @@
           <w:sz w:val="20"/>
           <w:szCs w:val="20"/>
         </w:rPr>
-        <w:t xml:space="preserve">Readiness practice for Lesson 6-7  ·  Builds toward 6.EE.3</w:t>
+        <w:t xml:space="preserve">Readiness practice for Lesson 1-2  ·  Builds toward 6.NS.4</w:t>
       </w:r>
     </w:p>
     <w:p>
@@ -68,7 +68,7 @@
           <w:sz w:val="22"/>
           <w:szCs w:val="22"/>
         </w:rPr>
-        <w:t xml:space="preserve">To simplify, you combine things that are the same kind — like adding up how many x's you have, or how many plain numbers. So this lesson runs on counting and combining equal groups and on quick addition. Warm those up first.</w:t>
+        <w:t xml:space="preserve">To find the greatest common factor of two numbers, you first have to list each number's factors quickly — and that runs on multiplication facts and knowing what divides evenly. Get these warm and GCF feels easy.</w:t>
       </w:r>
     </w:p>
     <w:p>
@@ -81,7 +81,7 @@
           <w:sz w:val="20"/>
           <w:szCs w:val="20"/>
         </w:rPr>
-        <w:t xml:space="preserve">Skills you'll warm up: Combining like counts (how many of the same)  ·  Adding small numbers  ·  x means '1 group of x'  ·  Adding plain numbers separately</w:t>
+        <w:t xml:space="preserve">Skills you'll warm up: Multiplication facts  ·  Listing factors (factor pairs)  ·  Divisibility  ·  Common factors &amp; GCF</w:t>
       </w:r>
     </w:p>
     <w:p>
@@ -124,7 +124,7 @@
           <w:sz w:val="20"/>
           <w:szCs w:val="20"/>
         </w:rPr>
-        <w:t xml:space="preserve">Count the same kind, one step at a time.</w:t>
+        <w:t xml:space="preserve">Let's list factors one step at a time.</w:t>
       </w:r>
     </w:p>
     <w:p>
@@ -136,7 +136,7 @@
           <w:sz w:val="22"/>
           <w:szCs w:val="22"/>
         </w:rPr>
-        <w:t xml:space="preserve">1.  2 cubes + 3 cubes = ___ cubes</w:t>
+        <w:t xml:space="preserve">1.  Fill the missing partner: 1 × ___ = 6</w:t>
       </w:r>
     </w:p>
     <w:p>
@@ -159,7 +159,7 @@
           <w:sz w:val="22"/>
           <w:szCs w:val="22"/>
         </w:rPr>
-        <w:t xml:space="preserve">2.  4 cubes + 1 cube = ___ cubes</w:t>
+        <w:t xml:space="preserve">2.  Fill the missing partner: 2 × ___ = 6</w:t>
       </w:r>
     </w:p>
     <w:p>
@@ -182,7 +182,7 @@
           <w:sz w:val="22"/>
           <w:szCs w:val="22"/>
         </w:rPr>
-        <w:t xml:space="preserve">3.  3 dots + 3 dots = ___ dots</w:t>
+        <w:t xml:space="preserve">3.  So the factors of 6 are 1, 2, 3, and ___?</w:t>
       </w:r>
     </w:p>
     <w:p>
@@ -222,7 +222,7 @@
           <w:sz w:val="20"/>
           <w:szCs w:val="20"/>
         </w:rPr>
-        <w:t xml:space="preserve">Now the cubes are called x. Add the counts.</w:t>
+        <w:t xml:space="preserve">List the factors, then spot the shared ones.</w:t>
       </w:r>
     </w:p>
     <w:p>
@@ -234,7 +234,7 @@
           <w:sz w:val="22"/>
           <w:szCs w:val="22"/>
         </w:rPr>
-        <w:t xml:space="preserve">1.  3 x's + 2 x's = ___ x's (just the number)</w:t>
+        <w:t xml:space="preserve">1.  How many factors does 8 have? (1, 2, 4, 8)</w:t>
       </w:r>
     </w:p>
     <w:p>
@@ -257,7 +257,7 @@
           <w:sz w:val="22"/>
           <w:szCs w:val="22"/>
         </w:rPr>
-        <w:t xml:space="preserve">2.  Write that answer: 3x + 2x = ?</w:t>
+        <w:t xml:space="preserve">2.  Which number is a common factor of 8 and 12?</w:t>
       </w:r>
     </w:p>
     <w:p>
@@ -270,30 +270,7 @@
           <w:sz w:val="20"/>
           <w:szCs w:val="20"/>
         </w:rPr>
-        <w:t xml:space="preserve">     choices: 6x   /   5   /   5x   /   23x</w:t>
-      </w:r>
-    </w:p>
-    <w:p>
-      <w:pPr>
-        <w:spacing w:after="80" w:before="0"/>
-      </w:pPr>
-      <w:r>
-        <w:rPr>
-          <w:color w:val="BBBBBB"/>
-        </w:rPr>
-        <w:t xml:space="preserve">____________________________________________________</w:t>
-      </w:r>
-    </w:p>
-    <w:p>
-      <w:pPr>
-        <w:spacing w:after="40" w:before="0"/>
-      </w:pPr>
-      <w:r>
-        <w:rPr>
-          <w:sz w:val="22"/>
-          <w:szCs w:val="22"/>
-        </w:rPr>
-        <w:t xml:space="preserve">3.  4 + 2 (just the plain numbers) = ___</w:t>
+        <w:t xml:space="preserve">     choices: 3   /   4   /   8   /   12</w:t>
       </w:r>
     </w:p>
     <w:p>
@@ -333,7 +310,7 @@
           <w:sz w:val="20"/>
           <w:szCs w:val="20"/>
         </w:rPr>
-        <w:t xml:space="preserve">Warm up straight into simplifying.</w:t>
+        <w:t xml:space="preserve">Warm-up straight into GCF.</w:t>
       </w:r>
     </w:p>
     <w:p>
@@ -345,7 +322,18 @@
           <w:sz w:val="22"/>
           <w:szCs w:val="22"/>
         </w:rPr>
-        <w:t xml:space="preserve">1.  Simplify 4x + 3x.</w:t>
+        <w:t xml:space="preserve">1.  Factors of 18 and 24 — what is the greatest factor they share?</w:t>
+      </w:r>
+    </w:p>
+    <w:p>
+      <w:pPr>
+        <w:spacing w:after="80" w:before="0"/>
+      </w:pPr>
+      <w:r>
+        <w:rPr>
+          <w:color w:val="BBBBBB"/>
+        </w:rPr>
+        <w:t xml:space="preserve">____________________________________________________</w:t>
       </w:r>
     </w:p>
     <w:p>
@@ -354,47 +342,10 @@
       </w:pPr>
       <w:r>
         <w:rPr>
-          <w:color w:val="5E6E7E"/>
-          <w:sz w:val="20"/>
-          <w:szCs w:val="20"/>
-        </w:rPr>
-        <w:t xml:space="preserve">     choices: 7   /   7x   /   12x   /   43x</w:t>
-      </w:r>
-    </w:p>
-    <w:p>
-      <w:pPr>
-        <w:spacing w:after="80" w:before="0"/>
-      </w:pPr>
-      <w:r>
-        <w:rPr>
-          <w:color w:val="BBBBBB"/>
-        </w:rPr>
-        <w:t xml:space="preserve">____________________________________________________</w:t>
-      </w:r>
-    </w:p>
-    <w:p>
-      <w:pPr>
-        <w:spacing w:after="40" w:before="0"/>
-      </w:pPr>
-      <w:r>
-        <w:rPr>
-          <w:sz w:val="22"/>
-          <w:szCs w:val="22"/>
-        </w:rPr>
-        <w:t xml:space="preserve">2.  Simplify 2x + 5 + 3 (combine the plain numbers).</w:t>
-      </w:r>
-    </w:p>
-    <w:p>
-      <w:pPr>
-        <w:spacing w:after="40" w:before="0"/>
-      </w:pPr>
-      <w:r>
-        <w:rPr>
-          <w:color w:val="5E6E7E"/>
-          <w:sz w:val="20"/>
-          <w:szCs w:val="20"/>
-        </w:rPr>
-        <w:t xml:space="preserve">     choices: 2x + 8   /   10x   /   2x + 15   /   8x</w:t>
+          <w:sz w:val="22"/>
+          <w:szCs w:val="22"/>
+        </w:rPr>
+        <w:t xml:space="preserve">2.  What is the GCF of 9 and 15?</w:t>
       </w:r>
     </w:p>
     <w:p>
@@ -432,7 +383,7 @@
           <w:sz w:val="22"/>
           <w:szCs w:val="22"/>
         </w:rPr>
-        <w:t xml:space="preserve">1.  Simplify 2x + 4x.</w:t>
+        <w:t xml:space="preserve">1.  List a factor of 10 that is greater than 1 and less than 10.</w:t>
       </w:r>
     </w:p>
     <w:p>
@@ -445,7 +396,7 @@
           <w:sz w:val="20"/>
           <w:szCs w:val="20"/>
         </w:rPr>
-        <w:t xml:space="preserve">     choices: 6   /   8x   /   6x   /   24x</w:t>
+        <w:t xml:space="preserve">     choices: 3   /   5   /   4   /   7</w:t>
       </w:r>
     </w:p>
     <w:p>
@@ -468,7 +419,7 @@
           <w:sz w:val="22"/>
           <w:szCs w:val="22"/>
         </w:rPr>
-        <w:t xml:space="preserve">2.  Combine the plain numbers: 3 + 5 = ___</w:t>
+        <w:t xml:space="preserve">2.  What is the greatest common factor of 6 and 9?</w:t>
       </w:r>
     </w:p>
     <w:p>
@@ -494,7 +445,7 @@
           <w:sz w:val="20"/>
           <w:szCs w:val="20"/>
         </w:rPr>
-        <w:t xml:space="preserve">When you've finished, open Lesson 6-7 and dive in!</w:t>
+        <w:t xml:space="preserve">When you've finished, open Lesson 1-2 and dive in!</w:t>
       </w:r>
     </w:p>
     <w:p>
@@ -541,6 +492,135 @@
           <w:sz w:val="20"/>
           <w:szCs w:val="20"/>
         </w:rPr>
+        <w:t xml:space="preserve">1. 6</w:t>
+      </w:r>
+    </w:p>
+    <w:p>
+      <w:pPr>
+        <w:spacing w:after="30" w:before="0"/>
+      </w:pPr>
+      <w:r>
+        <w:rPr>
+          <w:sz w:val="20"/>
+          <w:szCs w:val="20"/>
+        </w:rPr>
+        <w:t xml:space="preserve">2. 3</w:t>
+      </w:r>
+    </w:p>
+    <w:p>
+      <w:pPr>
+        <w:spacing w:after="30" w:before="0"/>
+      </w:pPr>
+      <w:r>
+        <w:rPr>
+          <w:sz w:val="20"/>
+          <w:szCs w:val="20"/>
+        </w:rPr>
+        <w:t xml:space="preserve">3. 6</w:t>
+      </w:r>
+    </w:p>
+    <w:p>
+      <w:pPr>
+        <w:spacing w:after="40" w:before="100"/>
+      </w:pPr>
+      <w:r>
+        <w:rPr>
+          <w:b/>
+          <w:bCs/>
+          <w:color w:val="1A6FB5"/>
+          <w:sz w:val="22"/>
+          <w:szCs w:val="22"/>
+        </w:rPr>
+        <w:t xml:space="preserve">Level 1 · Support</w:t>
+      </w:r>
+    </w:p>
+    <w:p>
+      <w:pPr>
+        <w:spacing w:after="30" w:before="0"/>
+      </w:pPr>
+      <w:r>
+        <w:rPr>
+          <w:sz w:val="20"/>
+          <w:szCs w:val="20"/>
+        </w:rPr>
+        <w:t xml:space="preserve">1. 4</w:t>
+      </w:r>
+    </w:p>
+    <w:p>
+      <w:pPr>
+        <w:spacing w:after="30" w:before="0"/>
+      </w:pPr>
+      <w:r>
+        <w:rPr>
+          <w:sz w:val="20"/>
+          <w:szCs w:val="20"/>
+        </w:rPr>
+        <w:t xml:space="preserve">2. 4</w:t>
+      </w:r>
+    </w:p>
+    <w:p>
+      <w:pPr>
+        <w:spacing w:after="40" w:before="100"/>
+      </w:pPr>
+      <w:r>
+        <w:rPr>
+          <w:b/>
+          <w:bCs/>
+          <w:color w:val="1A6FB5"/>
+          <w:sz w:val="22"/>
+          <w:szCs w:val="22"/>
+        </w:rPr>
+        <w:t xml:space="preserve">Level 2 · Stretch</w:t>
+      </w:r>
+    </w:p>
+    <w:p>
+      <w:pPr>
+        <w:spacing w:after="30" w:before="0"/>
+      </w:pPr>
+      <w:r>
+        <w:rPr>
+          <w:sz w:val="20"/>
+          <w:szCs w:val="20"/>
+        </w:rPr>
+        <w:t xml:space="preserve">1. 6</w:t>
+      </w:r>
+    </w:p>
+    <w:p>
+      <w:pPr>
+        <w:spacing w:after="30" w:before="0"/>
+      </w:pPr>
+      <w:r>
+        <w:rPr>
+          <w:sz w:val="20"/>
+          <w:szCs w:val="20"/>
+        </w:rPr>
+        <w:t xml:space="preserve">2. 3</w:t>
+      </w:r>
+    </w:p>
+    <w:p>
+      <w:pPr>
+        <w:spacing w:after="40" w:before="100"/>
+      </w:pPr>
+      <w:r>
+        <w:rPr>
+          <w:b/>
+          <w:bCs/>
+          <w:color w:val="C45A3C"/>
+          <w:sz w:val="22"/>
+          <w:szCs w:val="22"/>
+        </w:rPr>
+        <w:t xml:space="preserve">Exit Ticket</w:t>
+      </w:r>
+    </w:p>
+    <w:p>
+      <w:pPr>
+        <w:spacing w:after="30" w:before="0"/>
+      </w:pPr>
+      <w:r>
+        <w:rPr>
+          <w:sz w:val="20"/>
+          <w:szCs w:val="20"/>
+        </w:rPr>
         <w:t xml:space="preserve">1. 5</w:t>
       </w:r>
     </w:p>
@@ -553,148 +633,7 @@
           <w:sz w:val="20"/>
           <w:szCs w:val="20"/>
         </w:rPr>
-        <w:t xml:space="preserve">2. 5</w:t>
-      </w:r>
-    </w:p>
-    <w:p>
-      <w:pPr>
-        <w:spacing w:after="30" w:before="0"/>
-      </w:pPr>
-      <w:r>
-        <w:rPr>
-          <w:sz w:val="20"/>
-          <w:szCs w:val="20"/>
-        </w:rPr>
-        <w:t xml:space="preserve">3. 6</w:t>
-      </w:r>
-    </w:p>
-    <w:p>
-      <w:pPr>
-        <w:spacing w:after="40" w:before="100"/>
-      </w:pPr>
-      <w:r>
-        <w:rPr>
-          <w:b/>
-          <w:bCs/>
-          <w:color w:val="1A6FB5"/>
-          <w:sz w:val="22"/>
-          <w:szCs w:val="22"/>
-        </w:rPr>
-        <w:t xml:space="preserve">Level 1 · Support</w:t>
-      </w:r>
-    </w:p>
-    <w:p>
-      <w:pPr>
-        <w:spacing w:after="30" w:before="0"/>
-      </w:pPr>
-      <w:r>
-        <w:rPr>
-          <w:sz w:val="20"/>
-          <w:szCs w:val="20"/>
-        </w:rPr>
-        <w:t xml:space="preserve">1. 5</w:t>
-      </w:r>
-    </w:p>
-    <w:p>
-      <w:pPr>
-        <w:spacing w:after="30" w:before="0"/>
-      </w:pPr>
-      <w:r>
-        <w:rPr>
-          <w:sz w:val="20"/>
-          <w:szCs w:val="20"/>
-        </w:rPr>
-        <w:t xml:space="preserve">2. 5x</w:t>
-      </w:r>
-    </w:p>
-    <w:p>
-      <w:pPr>
-        <w:spacing w:after="30" w:before="0"/>
-      </w:pPr>
-      <w:r>
-        <w:rPr>
-          <w:sz w:val="20"/>
-          <w:szCs w:val="20"/>
-        </w:rPr>
-        <w:t xml:space="preserve">3. 6</w:t>
-      </w:r>
-    </w:p>
-    <w:p>
-      <w:pPr>
-        <w:spacing w:after="40" w:before="100"/>
-      </w:pPr>
-      <w:r>
-        <w:rPr>
-          <w:b/>
-          <w:bCs/>
-          <w:color w:val="1A6FB5"/>
-          <w:sz w:val="22"/>
-          <w:szCs w:val="22"/>
-        </w:rPr>
-        <w:t xml:space="preserve">Level 2 · Stretch</w:t>
-      </w:r>
-    </w:p>
-    <w:p>
-      <w:pPr>
-        <w:spacing w:after="30" w:before="0"/>
-      </w:pPr>
-      <w:r>
-        <w:rPr>
-          <w:sz w:val="20"/>
-          <w:szCs w:val="20"/>
-        </w:rPr>
-        <w:t xml:space="preserve">1. 7x</w:t>
-      </w:r>
-    </w:p>
-    <w:p>
-      <w:pPr>
-        <w:spacing w:after="30" w:before="0"/>
-      </w:pPr>
-      <w:r>
-        <w:rPr>
-          <w:sz w:val="20"/>
-          <w:szCs w:val="20"/>
-        </w:rPr>
-        <w:t xml:space="preserve">2. 2x + 8</w:t>
-      </w:r>
-    </w:p>
-    <w:p>
-      <w:pPr>
-        <w:spacing w:after="40" w:before="100"/>
-      </w:pPr>
-      <w:r>
-        <w:rPr>
-          <w:b/>
-          <w:bCs/>
-          <w:color w:val="C45A3C"/>
-          <w:sz w:val="22"/>
-          <w:szCs w:val="22"/>
-        </w:rPr>
-        <w:t xml:space="preserve">Exit Ticket</w:t>
-      </w:r>
-    </w:p>
-    <w:p>
-      <w:pPr>
-        <w:spacing w:after="30" w:before="0"/>
-      </w:pPr>
-      <w:r>
-        <w:rPr>
-          <w:sz w:val="20"/>
-          <w:szCs w:val="20"/>
-        </w:rPr>
-        <w:t xml:space="preserve">1. 6x</w:t>
-      </w:r>
-    </w:p>
-    <w:p>
-      <w:pPr>
-        <w:spacing w:after="30" w:before="0"/>
-      </w:pPr>
-      <w:r>
-        <w:rPr>
-          <w:sz w:val="20"/>
-          <w:szCs w:val="20"/>
-        </w:rPr>
-        <w:t xml:space="preserve">2. 8</w:t>
+        <w:t xml:space="preserve">2. 3</w:t>
       </w:r>
     </w:p>
     <w:sectPr>
